--- a/SUMMER BOOTCAMP SCHEDULE_2026_REVISED.docx
+++ b/SUMMER BOOTCAMP SCHEDULE_2026_REVISED.docx
@@ -4289,7 +4289,7 @@
                 <w:szCs w:val="24"/>
                 <w:u w:val="none"/>
               </w:rPr>
-              <w:t>12:00 - 2:00</w:t>
+              <w:t>12:00 - 1:00</w:t>
             </w:r>
           </w:p>
         </w:tc>

--- a/SUMMER BOOTCAMP SCHEDULE_2026_REVISED.docx
+++ b/SUMMER BOOTCAMP SCHEDULE_2026_REVISED.docx
@@ -1626,7 +1626,7 @@
                 <w:szCs w:val="24"/>
                 <w:u w:val="none"/>
               </w:rPr>
-              <w:t>Lasso, ridge regression, and Elastic Net; Regularization and variable selection</w:t>
+              <w:t>Pathway enrichment analysis, gene network analysis</w:t>
             </w:r>
           </w:p>
         </w:tc>
@@ -2312,7 +2312,7 @@
                 <w:szCs w:val="24"/>
                 <w:u w:val="none"/>
               </w:rPr>
-              <w:t>Pathway enrichment analysis, gene network analysis</w:t>
+              <w:t>Lasso, ridge regression, and Elastic Net; Regularization and variable selection</w:t>
             </w:r>
           </w:p>
         </w:tc>
